--- a/content/use-cases/lynkk-one-on-one-meetings-page-short.docx
+++ b/content/use-cases/lynkk-one-on-one-meetings-page-short.docx
@@ -544,7 +544,7 @@
         <w:spacing w:after="140"/>
       </w:pPr>
       <w:r>
-        <w:t xml:space="preserve">7 blocks, about 450 words. One centred column, white background, light grey cards. Columns stack on mobile.</w:t>
+        <w:t xml:space="preserve">9 blocks, about 650 words. One centred column, white background, light grey cards. Columns stack on mobile.</w:t>
       </w:r>
     </w:p>
     <w:p>
@@ -759,7 +759,142 @@
           <w:sz w:val="17"/>
           <w:szCs w:val="17"/>
         </w:rPr>
-        <w:t xml:space="preserve">2. HOW IT WORKS</w:t>
+        <w:t xml:space="preserve">2. IN SIMPLE WORDS</w:t>
+      </w:r>
+    </w:p>
+    <w:tbl>
+      <w:tblPr>
+        <w:tblW w:type="dxa" w:w="10080"/>
+        <w:tblBorders>
+          <w:top w:val="single" w:color="auto" w:sz="4"/>
+          <w:left w:val="single" w:color="auto" w:sz="4"/>
+          <w:bottom w:val="single" w:color="auto" w:sz="4"/>
+          <w:right w:val="single" w:color="auto" w:sz="4"/>
+          <w:insideH w:val="single" w:color="auto" w:sz="4"/>
+          <w:insideV w:val="single" w:color="auto" w:sz="4"/>
+        </w:tblBorders>
+      </w:tblPr>
+      <w:tblGrid>
+        <w:gridCol w:w="5040"/>
+        <w:gridCol w:w="5040"/>
+      </w:tblGrid>
+      <w:tr>
+        <w:tc>
+          <w:tcPr>
+            <w:tcW w:type="dxa" w:w="5040"/>
+            <w:tcBorders>
+              <w:top w:val="dashed" w:color="9CA3AF" w:sz="6"/>
+              <w:left w:val="dashed" w:color="9CA3AF" w:sz="6"/>
+              <w:bottom w:val="dashed" w:color="9CA3AF" w:sz="6"/>
+              <w:right w:val="dashed" w:color="9CA3AF" w:sz="6"/>
+            </w:tcBorders>
+            <w:shd w:fill="F5F6F8" w:color="auto" w:val="clear"/>
+            <w:tcMar>
+              <w:top w:type="dxa" w:w="100"/>
+              <w:left w:type="dxa" w:w="120"/>
+              <w:bottom w:type="dxa" w:w="100"/>
+              <w:right w:type="dxa" w:w="120"/>
+            </w:tcMar>
+          </w:tcPr>
+          <w:p>
+            <w:pPr>
+              <w:spacing w:after="40"/>
+              <w:jc w:val="left"/>
+            </w:pPr>
+            <w:r>
+              <w:rPr>
+                <w:b/>
+                <w:bCs/>
+                <w:color w:val="1F3A5F"/>
+                <w:sz w:val="18"/>
+                <w:szCs w:val="18"/>
+              </w:rPr>
+              <w:t xml:space="preserve">WHAT IT IS</w:t>
+            </w:r>
+          </w:p>
+          <w:p>
+            <w:pPr>
+              <w:spacing w:after="40"/>
+              <w:jc w:val="left"/>
+            </w:pPr>
+            <w:r>
+              <w:rPr>
+                <w:b w:val="false"/>
+                <w:bCs w:val="false"/>
+                <w:color w:val="4B5563"/>
+                <w:sz w:val="18"/>
+                <w:szCs w:val="18"/>
+              </w:rPr>
+              <w:t xml:space="preserve">2-3 simple sentences</w:t>
+            </w:r>
+          </w:p>
+        </w:tc>
+        <w:tc>
+          <w:tcPr>
+            <w:tcW w:type="dxa" w:w="5040"/>
+            <w:tcBorders>
+              <w:top w:val="dashed" w:color="9CA3AF" w:sz="6"/>
+              <w:left w:val="dashed" w:color="9CA3AF" w:sz="6"/>
+              <w:bottom w:val="dashed" w:color="9CA3AF" w:sz="6"/>
+              <w:right w:val="dashed" w:color="9CA3AF" w:sz="6"/>
+            </w:tcBorders>
+            <w:shd w:fill="F5F6F8" w:color="auto" w:val="clear"/>
+            <w:tcMar>
+              <w:top w:type="dxa" w:w="100"/>
+              <w:left w:type="dxa" w:w="120"/>
+              <w:bottom w:type="dxa" w:w="100"/>
+              <w:right w:type="dxa" w:w="120"/>
+            </w:tcMar>
+          </w:tcPr>
+          <w:p>
+            <w:pPr>
+              <w:spacing w:after="40"/>
+              <w:jc w:val="left"/>
+            </w:pPr>
+            <w:r>
+              <w:rPr>
+                <w:b/>
+                <w:bCs/>
+                <w:color w:val="1F3A5F"/>
+                <w:sz w:val="18"/>
+                <w:szCs w:val="18"/>
+              </w:rPr>
+              <w:t xml:space="preserve">WHO IT'S FOR</w:t>
+            </w:r>
+          </w:p>
+          <w:p>
+            <w:pPr>
+              <w:spacing w:after="40"/>
+              <w:jc w:val="left"/>
+            </w:pPr>
+            <w:r>
+              <w:rPr>
+                <w:b w:val="false"/>
+                <w:bCs w:val="false"/>
+                <w:color w:val="4B5563"/>
+                <w:sz w:val="18"/>
+                <w:szCs w:val="18"/>
+              </w:rPr>
+              <w:t xml:space="preserve">3 short lines</w:t>
+            </w:r>
+          </w:p>
+        </w:tc>
+      </w:tr>
+    </w:tbl>
+    <w:p>
+      <w:pPr>
+        <w:spacing w:after="60" w:before="160"/>
+      </w:pPr>
+      <w:r>
+        <w:rPr>
+          <w:b/>
+          <w:bCs/>
+          <w:caps/>
+          <w:color w:val="6B7280"/>
+          <w:sz w:val="17"/>
+          <w:szCs w:val="17"/>
+        </w:rPr>
+        <w:t xml:space="preserve">3. HOW IT WORKS</w:t>
       </w:r>
     </w:p>
     <w:tbl>
@@ -945,7 +1080,7 @@
           <w:sz w:val="17"/>
           <w:szCs w:val="17"/>
         </w:rPr>
-        <w:t xml:space="preserve">3. SAMPLE NOTE</w:t>
+        <w:t xml:space="preserve">4. SAMPLE NOTE</w:t>
       </w:r>
     </w:p>
     <w:tbl>
@@ -1077,7 +1212,7 @@
           <w:sz w:val="17"/>
           <w:szCs w:val="17"/>
         </w:rPr>
-        <w:t xml:space="preserve">4. FEATURES (2 x 2 cards)</w:t>
+        <w:t xml:space="preserve">5. FEATURES (2 x 2 cards)</w:t>
       </w:r>
     </w:p>
     <w:tbl>
@@ -1214,7 +1349,7 @@
                 <w:sz w:val="18"/>
                 <w:szCs w:val="18"/>
               </w:rPr>
-              <w:t xml:space="preserve">1:1 note shape</w:t>
+              <w:t xml:space="preserve">1:1 note format</w:t>
             </w:r>
           </w:p>
         </w:tc>
@@ -1267,7 +1402,7 @@
           <w:sz w:val="17"/>
           <w:szCs w:val="17"/>
         </w:rPr>
-        <w:t xml:space="preserve">5. PRIVACY + PERMISSION (one line)</w:t>
+        <w:t xml:space="preserve">6. BEFORE AND AFTER</w:t>
       </w:r>
     </w:p>
     <w:tbl>
@@ -1317,7 +1452,23 @@
                 <w:sz w:val="18"/>
                 <w:szCs w:val="18"/>
               </w:rPr>
-              <w:t xml:space="preserve">Ask before you record</w:t>
+              <w:t xml:space="preserve">WITHOUT LYNKK</w:t>
+            </w:r>
+          </w:p>
+          <w:p>
+            <w:pPr>
+              <w:spacing w:after="40"/>
+              <w:jc w:val="left"/>
+            </w:pPr>
+            <w:r>
+              <w:rPr>
+                <w:b w:val="false"/>
+                <w:bCs w:val="false"/>
+                <w:color w:val="4B5563"/>
+                <w:sz w:val="18"/>
+                <w:szCs w:val="18"/>
+              </w:rPr>
+              <w:t xml:space="preserve">3 short rows</w:t>
             </w:r>
           </w:p>
         </w:tc>
@@ -1351,7 +1502,39 @@
                 <w:sz w:val="18"/>
                 <w:szCs w:val="18"/>
               </w:rPr>
-              <w:t xml:space="preserve">Private notes, revocable links</w:t>
+              <w:t xml:space="preserve">WITH LYNKK</w:t>
+            </w:r>
+          </w:p>
+          <w:p>
+            <w:pPr>
+              <w:spacing w:after="40"/>
+              <w:jc w:val="left"/>
+            </w:pPr>
+            <w:r>
+              <w:rPr>
+                <w:b w:val="false"/>
+                <w:bCs w:val="false"/>
+                <w:color w:val="4B5563"/>
+                <w:sz w:val="18"/>
+                <w:szCs w:val="18"/>
+              </w:rPr>
+              <w:t xml:space="preserve">3 short rows</w:t>
+            </w:r>
+          </w:p>
+          <w:p>
+            <w:pPr>
+              <w:spacing w:after="40"/>
+              <w:jc w:val="left"/>
+            </w:pPr>
+            <w:r>
+              <w:rPr>
+                <w:b w:val="false"/>
+                <w:bCs w:val="false"/>
+                <w:color w:val="4B5563"/>
+                <w:sz w:val="18"/>
+                <w:szCs w:val="18"/>
+              </w:rPr>
+              <w:t xml:space="preserve">Works with: tools</w:t>
             </w:r>
           </w:p>
         </w:tc>
@@ -1370,7 +1553,110 @@
           <w:sz w:val="17"/>
           <w:szCs w:val="17"/>
         </w:rPr>
-        <w:t xml:space="preserve">6. FAQ (4 questions)</w:t>
+        <w:t xml:space="preserve">7. PRIVACY + PERMISSION (one line)</w:t>
+      </w:r>
+    </w:p>
+    <w:tbl>
+      <w:tblPr>
+        <w:tblW w:type="dxa" w:w="10080"/>
+        <w:tblBorders>
+          <w:top w:val="single" w:color="auto" w:sz="4"/>
+          <w:left w:val="single" w:color="auto" w:sz="4"/>
+          <w:bottom w:val="single" w:color="auto" w:sz="4"/>
+          <w:right w:val="single" w:color="auto" w:sz="4"/>
+          <w:insideH w:val="single" w:color="auto" w:sz="4"/>
+          <w:insideV w:val="single" w:color="auto" w:sz="4"/>
+        </w:tblBorders>
+      </w:tblPr>
+      <w:tblGrid>
+        <w:gridCol w:w="5040"/>
+        <w:gridCol w:w="5040"/>
+      </w:tblGrid>
+      <w:tr>
+        <w:tc>
+          <w:tcPr>
+            <w:tcW w:type="dxa" w:w="5040"/>
+            <w:tcBorders>
+              <w:top w:val="dashed" w:color="9CA3AF" w:sz="6"/>
+              <w:left w:val="dashed" w:color="9CA3AF" w:sz="6"/>
+              <w:bottom w:val="dashed" w:color="9CA3AF" w:sz="6"/>
+              <w:right w:val="dashed" w:color="9CA3AF" w:sz="6"/>
+            </w:tcBorders>
+            <w:shd w:fill="F5F6F8" w:color="auto" w:val="clear"/>
+            <w:tcMar>
+              <w:top w:type="dxa" w:w="100"/>
+              <w:left w:type="dxa" w:w="120"/>
+              <w:bottom w:type="dxa" w:w="100"/>
+              <w:right w:type="dxa" w:w="120"/>
+            </w:tcMar>
+          </w:tcPr>
+          <w:p>
+            <w:pPr>
+              <w:spacing w:after="40"/>
+              <w:jc w:val="left"/>
+            </w:pPr>
+            <w:r>
+              <w:rPr>
+                <w:b/>
+                <w:bCs/>
+                <w:color w:val="1F3A5F"/>
+                <w:sz w:val="18"/>
+                <w:szCs w:val="18"/>
+              </w:rPr>
+              <w:t xml:space="preserve">Ask before you record</w:t>
+            </w:r>
+          </w:p>
+        </w:tc>
+        <w:tc>
+          <w:tcPr>
+            <w:tcW w:type="dxa" w:w="5040"/>
+            <w:tcBorders>
+              <w:top w:val="dashed" w:color="9CA3AF" w:sz="6"/>
+              <w:left w:val="dashed" w:color="9CA3AF" w:sz="6"/>
+              <w:bottom w:val="dashed" w:color="9CA3AF" w:sz="6"/>
+              <w:right w:val="dashed" w:color="9CA3AF" w:sz="6"/>
+            </w:tcBorders>
+            <w:shd w:fill="F5F6F8" w:color="auto" w:val="clear"/>
+            <w:tcMar>
+              <w:top w:type="dxa" w:w="100"/>
+              <w:left w:type="dxa" w:w="120"/>
+              <w:bottom w:type="dxa" w:w="100"/>
+              <w:right w:type="dxa" w:w="120"/>
+            </w:tcMar>
+          </w:tcPr>
+          <w:p>
+            <w:pPr>
+              <w:spacing w:after="40"/>
+              <w:jc w:val="left"/>
+            </w:pPr>
+            <w:r>
+              <w:rPr>
+                <w:b/>
+                <w:bCs/>
+                <w:color w:val="1F3A5F"/>
+                <w:sz w:val="18"/>
+                <w:szCs w:val="18"/>
+              </w:rPr>
+              <w:t xml:space="preserve">Private notes, revocable links</w:t>
+            </w:r>
+          </w:p>
+        </w:tc>
+      </w:tr>
+    </w:tbl>
+    <w:p>
+      <w:pPr>
+        <w:spacing w:after="60" w:before="160"/>
+      </w:pPr>
+      <w:r>
+        <w:rPr>
+          <w:b/>
+          <w:bCs/>
+          <w:caps/>
+          <w:color w:val="6B7280"/>
+          <w:sz w:val="17"/>
+          <w:szCs w:val="17"/>
+        </w:rPr>
+        <w:t xml:space="preserve">8. FAQ (4 questions)</w:t>
       </w:r>
     </w:p>
     <w:tbl>
@@ -1486,7 +1772,7 @@
           <w:sz w:val="17"/>
           <w:szCs w:val="17"/>
         </w:rPr>
-        <w:t xml:space="preserve">7. FINAL CTA</w:t>
+        <w:t xml:space="preserve">9. FINAL CTA</w:t>
       </w:r>
     </w:p>
     <w:tbl>
@@ -1803,7 +2089,7 @@
         <w:pStyle w:val="Heading2"/>
       </w:pPr>
       <w:r>
-        <w:t xml:space="preserve">Block 2. How it works</w:t>
+        <w:t xml:space="preserve">Block 2. In simple words</w:t>
       </w:r>
     </w:p>
     <w:p>
@@ -1811,7 +2097,15 @@
         <w:pStyle w:val="Heading1"/>
       </w:pPr>
       <w:r>
-        <w:t xml:space="preserve">Better 1:1s, before, during and after</w:t>
+        <w:t xml:space="preserve">What is a 1 on 1 meeting?</w:t>
+      </w:r>
+    </w:p>
+    <w:p>
+      <w:pPr>
+        <w:spacing w:after="140"/>
+      </w:pPr>
+      <w:r>
+        <w:t xml:space="preserve">A 1 on 1 meeting is a regular private talk between a manager and one team member. You talk about wins, problems and goals. Lynkk records it, writes the action items, and reminds you before the next one what you both agreed last time.</w:t>
       </w:r>
     </w:p>
     <w:p>
@@ -1823,10 +2117,59 @@
           <w:b/>
           <w:bCs/>
         </w:rPr>
-        <w:t xml:space="preserve">Before: what's still open.</w:t>
-      </w:r>
-      <w:r>
-        <w:t xml:space="preserve"> Ask Lynkk "What did Priya and I agree last month?" and get the answer with a link to the moment.</w:t>
+        <w:t xml:space="preserve">Who it's for</w:t>
+      </w:r>
+    </w:p>
+    <w:p>
+      <w:pPr>
+        <w:pStyle w:val="ListParagraph"/>
+        <w:numPr>
+          <w:ilvl w:val="0"/>
+          <w:numId w:val="2"/>
+        </w:numPr>
+      </w:pPr>
+      <w:r>
+        <w:t xml:space="preserve">First-time managers</w:t>
+      </w:r>
+    </w:p>
+    <w:p>
+      <w:pPr>
+        <w:pStyle w:val="ListParagraph"/>
+        <w:numPr>
+          <w:ilvl w:val="0"/>
+          <w:numId w:val="2"/>
+        </w:numPr>
+      </w:pPr>
+      <w:r>
+        <w:t xml:space="preserve">Managers with many people on their team</w:t>
+      </w:r>
+    </w:p>
+    <w:p>
+      <w:pPr>
+        <w:pStyle w:val="ListParagraph"/>
+        <w:numPr>
+          <w:ilvl w:val="0"/>
+          <w:numId w:val="2"/>
+        </w:numPr>
+      </w:pPr>
+      <w:r>
+        <w:t xml:space="preserve">Founders who run 1:1s with their team</w:t>
+      </w:r>
+    </w:p>
+    <w:p>
+      <w:pPr>
+        <w:pStyle w:val="Heading2"/>
+      </w:pPr>
+      <w:r>
+        <w:t xml:space="preserve">Block 3. How it works</w:t>
+      </w:r>
+    </w:p>
+    <w:p>
+      <w:pPr>
+        <w:pStyle w:val="Heading1"/>
+      </w:pPr>
+      <w:r>
+        <w:t xml:space="preserve">Better 1:1s, before, during and after</w:t>
       </w:r>
     </w:p>
     <w:p>
@@ -1838,10 +2181,10 @@
           <w:b/>
           <w:bCs/>
         </w:rPr>
-        <w:t xml:space="preserve">During: just talk.</w:t>
-      </w:r>
-      <w:r>
-        <w:t xml:space="preserve"> Lynkk records on Zoom, Google Meet, Microsoft Teams or in the room.</w:t>
+        <w:t xml:space="preserve">Before: what's still open.</w:t>
+      </w:r>
+      <w:r>
+        <w:t xml:space="preserve"> Ask Lynkk "What did Priya and I agree last month?" and get the answer with a link to the moment.</w:t>
       </w:r>
     </w:p>
     <w:p>
@@ -1853,6 +2196,21 @@
           <w:b/>
           <w:bCs/>
         </w:rPr>
+        <w:t xml:space="preserve">During: just talk.</w:t>
+      </w:r>
+      <w:r>
+        <w:t xml:space="preserve"> Lynkk records on Zoom, Google Meet, Microsoft Teams or in the room.</w:t>
+      </w:r>
+    </w:p>
+    <w:p>
+      <w:pPr>
+        <w:spacing w:after="140"/>
+      </w:pPr>
+      <w:r>
+        <w:rPr>
+          <w:b/>
+          <w:bCs/>
+        </w:rPr>
         <w:t xml:space="preserve">After: note and tasks.</w:t>
       </w:r>
       <w:r>
@@ -1868,7 +2226,7 @@
           <w:i/>
           <w:iCs/>
         </w:rPr>
-        <w:t xml:space="preserve">Ask Lynkk and the 1:1 note shape are part of Pro.</w:t>
+        <w:t xml:space="preserve">Ask Lynkk and the 1:1 note format are part of Pro.</w:t>
       </w:r>
     </w:p>
     <w:p>
@@ -1876,7 +2234,7 @@
         <w:pStyle w:val="Heading2"/>
       </w:pPr>
       <w:r>
-        <w:t xml:space="preserve">Block 3. Sample note</w:t>
+        <w:t xml:space="preserve">Block 4. Sample note</w:t>
       </w:r>
     </w:p>
     <w:p>
@@ -1969,7 +2327,7 @@
       <w:r>
         <w:t xml:space="preserve">New to 1:1s? Read our guide to the </w:t>
       </w:r>
-      <w:hyperlink w:history="1" r:id="rIdsxk0i6v9vwqcopaz-cm72">
+      <w:hyperlink w:history="1" r:id="rIdtypd2a0pvlnqmpgcj6hsv">
         <w:r>
           <w:rPr>
             <w:rStyle w:val="Hyperlink"/>
@@ -1986,7 +2344,7 @@
         <w:pStyle w:val="Heading2"/>
       </w:pPr>
       <w:r>
-        <w:t xml:space="preserve">Block 4. Features</w:t>
+        <w:t xml:space="preserve">Block 5. Features</w:t>
       </w:r>
     </w:p>
     <w:p>
@@ -2009,7 +2367,7 @@
         <w:t xml:space="preserve">Remember every 1:1</w:t>
       </w:r>
       <w:r>
-        <w:t xml:space="preserve">: ask across months of 1:1s with one person, with citations. Pro.</w:t>
+        <w:t xml:space="preserve">: ask across months of 1:1s with one person, and see where each answer came from. Pro.</w:t>
       </w:r>
     </w:p>
     <w:p>
@@ -2036,7 +2394,7 @@
           <w:b/>
           <w:bCs/>
         </w:rPr>
-        <w:t xml:space="preserve">1:1 note shape</w:t>
+        <w:t xml:space="preserve">1:1 note format</w:t>
       </w:r>
       <w:r>
         <w:t xml:space="preserve">: rewrites the note as a 1:1, so every meeting reads the same way. Pro.</w:t>
@@ -2062,17 +2420,306 @@
         <w:pStyle w:val="Heading2"/>
       </w:pPr>
       <w:r>
-        <w:t xml:space="preserve">Block 5. Privacy and permission</w:t>
-      </w:r>
+        <w:t xml:space="preserve">Block 6. Before and after</w:t>
+      </w:r>
+    </w:p>
+    <w:p>
+      <w:pPr>
+        <w:pStyle w:val="Heading1"/>
+      </w:pPr>
+      <w:r>
+        <w:t xml:space="preserve">1:1s, before and after Lynkk</w:t>
+      </w:r>
+    </w:p>
+    <w:tbl>
+      <w:tblPr>
+        <w:tblW w:type="dxa" w:w="10080"/>
+        <w:tblBorders>
+          <w:top w:val="single" w:color="auto" w:sz="4"/>
+          <w:left w:val="single" w:color="auto" w:sz="4"/>
+          <w:bottom w:val="single" w:color="auto" w:sz="4"/>
+          <w:right w:val="single" w:color="auto" w:sz="4"/>
+          <w:insideH w:val="single" w:color="auto" w:sz="4"/>
+          <w:insideV w:val="single" w:color="auto" w:sz="4"/>
+        </w:tblBorders>
+      </w:tblPr>
+      <w:tblGrid>
+        <w:gridCol w:w="5040"/>
+        <w:gridCol w:w="5040"/>
+      </w:tblGrid>
+      <w:tr>
+        <w:trPr>
+          <w:tblHeader/>
+        </w:trPr>
+        <w:tc>
+          <w:tcPr>
+            <w:tcW w:type="dxa" w:w="5040"/>
+            <w:tcBorders>
+              <w:top w:val="single" w:color="C9D3DF" w:sz="4"/>
+              <w:left w:val="single" w:color="C9D3DF" w:sz="4"/>
+              <w:bottom w:val="single" w:color="C9D3DF" w:sz="4"/>
+              <w:right w:val="single" w:color="C9D3DF" w:sz="4"/>
+            </w:tcBorders>
+            <w:shd w:fill="1F3A5F" w:color="auto" w:val="clear"/>
+            <w:tcMar>
+              <w:top w:type="dxa" w:w="60"/>
+              <w:left w:type="dxa" w:w="100"/>
+              <w:bottom w:type="dxa" w:w="60"/>
+              <w:right w:type="dxa" w:w="100"/>
+            </w:tcMar>
+          </w:tcPr>
+          <w:p>
+            <w:r>
+              <w:rPr>
+                <w:b/>
+                <w:bCs/>
+                <w:color w:val="FFFFFF"/>
+                <w:sz w:val="19"/>
+                <w:szCs w:val="19"/>
+              </w:rPr>
+              <w:t xml:space="preserve">Without Lynkk</w:t>
+            </w:r>
+          </w:p>
+        </w:tc>
+        <w:tc>
+          <w:tcPr>
+            <w:tcW w:type="dxa" w:w="5040"/>
+            <w:tcBorders>
+              <w:top w:val="single" w:color="C9D3DF" w:sz="4"/>
+              <w:left w:val="single" w:color="C9D3DF" w:sz="4"/>
+              <w:bottom w:val="single" w:color="C9D3DF" w:sz="4"/>
+              <w:right w:val="single" w:color="C9D3DF" w:sz="4"/>
+            </w:tcBorders>
+            <w:shd w:fill="1F3A5F" w:color="auto" w:val="clear"/>
+            <w:tcMar>
+              <w:top w:type="dxa" w:w="60"/>
+              <w:left w:type="dxa" w:w="100"/>
+              <w:bottom w:type="dxa" w:w="60"/>
+              <w:right w:type="dxa" w:w="100"/>
+            </w:tcMar>
+          </w:tcPr>
+          <w:p>
+            <w:r>
+              <w:rPr>
+                <w:b/>
+                <w:bCs/>
+                <w:color w:val="FFFFFF"/>
+                <w:sz w:val="19"/>
+                <w:szCs w:val="19"/>
+              </w:rPr>
+              <w:t xml:space="preserve">With Lynkk</w:t>
+            </w:r>
+          </w:p>
+        </w:tc>
+      </w:tr>
+      <w:tr>
+        <w:trPr>
+          <w:tblHeader w:val="false"/>
+        </w:trPr>
+        <w:tc>
+          <w:tcPr>
+            <w:tcW w:type="dxa" w:w="5040"/>
+            <w:tcBorders>
+              <w:top w:val="single" w:color="C9D3DF" w:sz="4"/>
+              <w:left w:val="single" w:color="C9D3DF" w:sz="4"/>
+              <w:bottom w:val="single" w:color="C9D3DF" w:sz="4"/>
+              <w:right w:val="single" w:color="C9D3DF" w:sz="4"/>
+            </w:tcBorders>
+            <w:tcMar>
+              <w:top w:type="dxa" w:w="60"/>
+              <w:left w:type="dxa" w:w="100"/>
+              <w:bottom w:type="dxa" w:w="60"/>
+              <w:right w:type="dxa" w:w="100"/>
+            </w:tcMar>
+          </w:tcPr>
+          <w:p>
+            <w:r>
+              <w:rPr>
+                <w:sz w:val="19"/>
+                <w:szCs w:val="19"/>
+              </w:rPr>
+              <w:t xml:space="preserve">You forget what you agreed last month</w:t>
+            </w:r>
+          </w:p>
+        </w:tc>
+        <w:tc>
+          <w:tcPr>
+            <w:tcW w:type="dxa" w:w="5040"/>
+            <w:tcBorders>
+              <w:top w:val="single" w:color="C9D3DF" w:sz="4"/>
+              <w:left w:val="single" w:color="C9D3DF" w:sz="4"/>
+              <w:bottom w:val="single" w:color="C9D3DF" w:sz="4"/>
+              <w:right w:val="single" w:color="C9D3DF" w:sz="4"/>
+            </w:tcBorders>
+            <w:tcMar>
+              <w:top w:type="dxa" w:w="60"/>
+              <w:left w:type="dxa" w:w="100"/>
+              <w:bottom w:type="dxa" w:w="60"/>
+              <w:right w:type="dxa" w:w="100"/>
+            </w:tcMar>
+          </w:tcPr>
+          <w:p>
+            <w:r>
+              <w:rPr>
+                <w:sz w:val="19"/>
+                <w:szCs w:val="19"/>
+              </w:rPr>
+              <w:t xml:space="preserve">You ask Lynkk before the meeting</w:t>
+            </w:r>
+          </w:p>
+        </w:tc>
+      </w:tr>
+      <w:tr>
+        <w:trPr>
+          <w:tblHeader w:val="false"/>
+        </w:trPr>
+        <w:tc>
+          <w:tcPr>
+            <w:tcW w:type="dxa" w:w="5040"/>
+            <w:tcBorders>
+              <w:top w:val="single" w:color="C9D3DF" w:sz="4"/>
+              <w:left w:val="single" w:color="C9D3DF" w:sz="4"/>
+              <w:bottom w:val="single" w:color="C9D3DF" w:sz="4"/>
+              <w:right w:val="single" w:color="C9D3DF" w:sz="4"/>
+            </w:tcBorders>
+            <w:tcMar>
+              <w:top w:type="dxa" w:w="60"/>
+              <w:left w:type="dxa" w:w="100"/>
+              <w:bottom w:type="dxa" w:w="60"/>
+              <w:right w:type="dxa" w:w="100"/>
+            </w:tcMar>
+          </w:tcPr>
+          <w:p>
+            <w:r>
+              <w:rPr>
+                <w:sz w:val="19"/>
+                <w:szCs w:val="19"/>
+              </w:rPr>
+              <w:t xml:space="preserve">Promises get lost</w:t>
+            </w:r>
+          </w:p>
+        </w:tc>
+        <w:tc>
+          <w:tcPr>
+            <w:tcW w:type="dxa" w:w="5040"/>
+            <w:tcBorders>
+              <w:top w:val="single" w:color="C9D3DF" w:sz="4"/>
+              <w:left w:val="single" w:color="C9D3DF" w:sz="4"/>
+              <w:bottom w:val="single" w:color="C9D3DF" w:sz="4"/>
+              <w:right w:val="single" w:color="C9D3DF" w:sz="4"/>
+            </w:tcBorders>
+            <w:tcMar>
+              <w:top w:type="dxa" w:w="60"/>
+              <w:left w:type="dxa" w:w="100"/>
+              <w:bottom w:type="dxa" w:w="60"/>
+              <w:right w:type="dxa" w:w="100"/>
+            </w:tcMar>
+          </w:tcPr>
+          <w:p>
+            <w:r>
+              <w:rPr>
+                <w:sz w:val="19"/>
+                <w:szCs w:val="19"/>
+              </w:rPr>
+              <w:t xml:space="preserve">Action items have owners and dates</w:t>
+            </w:r>
+          </w:p>
+        </w:tc>
+      </w:tr>
+      <w:tr>
+        <w:trPr>
+          <w:tblHeader w:val="false"/>
+        </w:trPr>
+        <w:tc>
+          <w:tcPr>
+            <w:tcW w:type="dxa" w:w="5040"/>
+            <w:tcBorders>
+              <w:top w:val="single" w:color="C9D3DF" w:sz="4"/>
+              <w:left w:val="single" w:color="C9D3DF" w:sz="4"/>
+              <w:bottom w:val="single" w:color="C9D3DF" w:sz="4"/>
+              <w:right w:val="single" w:color="C9D3DF" w:sz="4"/>
+            </w:tcBorders>
+            <w:tcMar>
+              <w:top w:type="dxa" w:w="60"/>
+              <w:left w:type="dxa" w:w="100"/>
+              <w:bottom w:type="dxa" w:w="60"/>
+              <w:right w:type="dxa" w:w="100"/>
+            </w:tcMar>
+          </w:tcPr>
+          <w:p>
+            <w:r>
+              <w:rPr>
+                <w:sz w:val="19"/>
+                <w:szCs w:val="19"/>
+              </w:rPr>
+              <w:t xml:space="preserve">You type and miss how your team member feels</w:t>
+            </w:r>
+          </w:p>
+        </w:tc>
+        <w:tc>
+          <w:tcPr>
+            <w:tcW w:type="dxa" w:w="5040"/>
+            <w:tcBorders>
+              <w:top w:val="single" w:color="C9D3DF" w:sz="4"/>
+              <w:left w:val="single" w:color="C9D3DF" w:sz="4"/>
+              <w:bottom w:val="single" w:color="C9D3DF" w:sz="4"/>
+              <w:right w:val="single" w:color="C9D3DF" w:sz="4"/>
+            </w:tcBorders>
+            <w:tcMar>
+              <w:top w:type="dxa" w:w="60"/>
+              <w:left w:type="dxa" w:w="100"/>
+              <w:bottom w:type="dxa" w:w="60"/>
+              <w:right w:type="dxa" w:w="100"/>
+            </w:tcMar>
+          </w:tcPr>
+          <w:p>
+            <w:r>
+              <w:rPr>
+                <w:sz w:val="19"/>
+                <w:szCs w:val="19"/>
+              </w:rPr>
+              <w:t xml:space="preserve">You listen</w:t>
+            </w:r>
+          </w:p>
+        </w:tc>
+      </w:tr>
+    </w:tbl>
+    <w:p>
+      <w:pPr>
+        <w:spacing w:after="120"/>
+      </w:pPr>
     </w:p>
     <w:p>
       <w:pPr>
         <w:spacing w:after="140"/>
       </w:pPr>
       <w:r>
+        <w:rPr>
+          <w:b/>
+          <w:bCs/>
+        </w:rPr>
+        <w:t xml:space="preserve">Works with:</w:t>
+      </w:r>
+      <w:r>
+        <w:t xml:space="preserve"> Zoom, Google Meet, Microsoft Teams and the Mac app.</w:t>
+      </w:r>
+    </w:p>
+    <w:p>
+      <w:pPr>
+        <w:pStyle w:val="Heading2"/>
+      </w:pPr>
+      <w:r>
+        <w:t xml:space="preserve">Block 7. Privacy and permission</w:t>
+      </w:r>
+    </w:p>
+    <w:p>
+      <w:pPr>
+        <w:spacing w:after="140"/>
+      </w:pPr>
+      <w:r>
         <w:t xml:space="preserve">Ask your report before you record, and tell them who can see the note. Notes are private by default, share links can be revoked, and nothing is used to train models. </w:t>
       </w:r>
-      <w:hyperlink w:history="1" r:id="rIderyl4fzmrpxoreddrjqmq">
+      <w:hyperlink w:history="1" r:id="rId4rwhk6rcdp3ab2w8rxjol">
         <w:r>
           <w:rPr>
             <w:rStyle w:val="Hyperlink"/>
@@ -2086,7 +2733,7 @@
         <w:pStyle w:val="Heading2"/>
       </w:pPr>
       <w:r>
-        <w:t xml:space="preserve">Block 6. FAQ</w:t>
+        <w:t xml:space="preserve">Block 8. FAQ</w:t>
       </w:r>
     </w:p>
     <w:p>
@@ -2174,7 +2821,7 @@
         <w:spacing w:after="140"/>
       </w:pPr>
       <w:r>
-        <w:t xml:space="preserve">Yes, there's a free plan with no credit card. The 1:1 shape and Ask Lynkk are part of Pro ($15 a month).</w:t>
+        <w:t xml:space="preserve">Yes, there's a free plan with no credit card. The 1:1 note format and Ask Lynkk are part of Pro ($15 a month).</w:t>
       </w:r>
     </w:p>
     <w:p>
@@ -2182,7 +2829,7 @@
         <w:pStyle w:val="Heading2"/>
       </w:pPr>
       <w:r>
-        <w:t xml:space="preserve">Block 7. Final CTA</w:t>
+        <w:t xml:space="preserve">Block 9. Final CTA</w:t>
       </w:r>
     </w:p>
     <w:p>

--- a/content/use-cases/lynkk-one-on-one-meetings-page-short.docx
+++ b/content/use-cases/lynkk-one-on-one-meetings-page-short.docx
@@ -544,7 +544,7 @@
         <w:spacing w:after="140"/>
       </w:pPr>
       <w:r>
-        <w:t xml:space="preserve">9 blocks, about 650 words. One centred column, white background, light grey cards. Columns stack on mobile.</w:t>
+        <w:t xml:space="preserve">10 blocks, about 700 words. One centred column, white background, light grey cards. Columns stack on mobile.</w:t>
       </w:r>
     </w:p>
     <w:p>
@@ -1656,7 +1656,174 @@
           <w:sz w:val="17"/>
           <w:szCs w:val="17"/>
         </w:rPr>
-        <w:t xml:space="preserve">8. FAQ (4 questions)</w:t>
+        <w:t xml:space="preserve">8. PRICING (2 columns)</w:t>
+      </w:r>
+    </w:p>
+    <w:tbl>
+      <w:tblPr>
+        <w:tblW w:type="dxa" w:w="10080"/>
+        <w:tblBorders>
+          <w:top w:val="single" w:color="auto" w:sz="4"/>
+          <w:left w:val="single" w:color="auto" w:sz="4"/>
+          <w:bottom w:val="single" w:color="auto" w:sz="4"/>
+          <w:right w:val="single" w:color="auto" w:sz="4"/>
+          <w:insideH w:val="single" w:color="auto" w:sz="4"/>
+          <w:insideV w:val="single" w:color="auto" w:sz="4"/>
+        </w:tblBorders>
+      </w:tblPr>
+      <w:tblGrid>
+        <w:gridCol w:w="5040"/>
+        <w:gridCol w:w="5040"/>
+      </w:tblGrid>
+      <w:tr>
+        <w:tc>
+          <w:tcPr>
+            <w:tcW w:type="dxa" w:w="5040"/>
+            <w:tcBorders>
+              <w:top w:val="dashed" w:color="9CA3AF" w:sz="6"/>
+              <w:left w:val="dashed" w:color="9CA3AF" w:sz="6"/>
+              <w:bottom w:val="dashed" w:color="9CA3AF" w:sz="6"/>
+              <w:right w:val="dashed" w:color="9CA3AF" w:sz="6"/>
+            </w:tcBorders>
+            <w:shd w:fill="F5F6F8" w:color="auto" w:val="clear"/>
+            <w:tcMar>
+              <w:top w:type="dxa" w:w="100"/>
+              <w:left w:type="dxa" w:w="120"/>
+              <w:bottom w:type="dxa" w:w="100"/>
+              <w:right w:type="dxa" w:w="120"/>
+            </w:tcMar>
+          </w:tcPr>
+          <w:p>
+            <w:pPr>
+              <w:spacing w:after="40"/>
+              <w:jc w:val="left"/>
+            </w:pPr>
+            <w:r>
+              <w:rPr>
+                <w:b/>
+                <w:bCs/>
+                <w:color w:val="1F3A5F"/>
+                <w:sz w:val="18"/>
+                <w:szCs w:val="18"/>
+              </w:rPr>
+              <w:t xml:space="preserve">FREE</w:t>
+            </w:r>
+          </w:p>
+          <w:p>
+            <w:pPr>
+              <w:spacing w:after="40"/>
+              <w:jc w:val="left"/>
+            </w:pPr>
+            <w:r>
+              <w:rPr>
+                <w:b w:val="false"/>
+                <w:bCs w:val="false"/>
+                <w:color w:val="4B5563"/>
+                <w:sz w:val="18"/>
+                <w:szCs w:val="18"/>
+              </w:rPr>
+              <w:t xml:space="preserve">$0</w:t>
+            </w:r>
+          </w:p>
+          <w:p>
+            <w:pPr>
+              <w:spacing w:after="40"/>
+              <w:jc w:val="left"/>
+            </w:pPr>
+            <w:r>
+              <w:rPr>
+                <w:b w:val="false"/>
+                <w:bCs w:val="false"/>
+                <w:color w:val="4B5563"/>
+                <w:sz w:val="18"/>
+                <w:szCs w:val="18"/>
+              </w:rPr>
+              <w:t xml:space="preserve">Notes and action items</w:t>
+            </w:r>
+          </w:p>
+        </w:tc>
+        <w:tc>
+          <w:tcPr>
+            <w:tcW w:type="dxa" w:w="5040"/>
+            <w:tcBorders>
+              <w:top w:val="dashed" w:color="9CA3AF" w:sz="6"/>
+              <w:left w:val="dashed" w:color="9CA3AF" w:sz="6"/>
+              <w:bottom w:val="dashed" w:color="9CA3AF" w:sz="6"/>
+              <w:right w:val="dashed" w:color="9CA3AF" w:sz="6"/>
+            </w:tcBorders>
+            <w:shd w:fill="F5F6F8" w:color="auto" w:val="clear"/>
+            <w:tcMar>
+              <w:top w:type="dxa" w:w="100"/>
+              <w:left w:type="dxa" w:w="120"/>
+              <w:bottom w:type="dxa" w:w="100"/>
+              <w:right w:type="dxa" w:w="120"/>
+            </w:tcMar>
+          </w:tcPr>
+          <w:p>
+            <w:pPr>
+              <w:spacing w:after="40"/>
+              <w:jc w:val="left"/>
+            </w:pPr>
+            <w:r>
+              <w:rPr>
+                <w:b/>
+                <w:bCs/>
+                <w:color w:val="1F3A5F"/>
+                <w:sz w:val="18"/>
+                <w:szCs w:val="18"/>
+              </w:rPr>
+              <w:t xml:space="preserve">PRO</w:t>
+            </w:r>
+          </w:p>
+          <w:p>
+            <w:pPr>
+              <w:spacing w:after="40"/>
+              <w:jc w:val="left"/>
+            </w:pPr>
+            <w:r>
+              <w:rPr>
+                <w:b w:val="false"/>
+                <w:bCs w:val="false"/>
+                <w:color w:val="4B5563"/>
+                <w:sz w:val="18"/>
+                <w:szCs w:val="18"/>
+              </w:rPr>
+              <w:t xml:space="preserve">$15 a month</w:t>
+            </w:r>
+          </w:p>
+          <w:p>
+            <w:pPr>
+              <w:spacing w:after="40"/>
+              <w:jc w:val="left"/>
+            </w:pPr>
+            <w:r>
+              <w:rPr>
+                <w:b w:val="false"/>
+                <w:bCs w:val="false"/>
+                <w:color w:val="4B5563"/>
+                <w:sz w:val="18"/>
+                <w:szCs w:val="18"/>
+              </w:rPr>
+              <w:t xml:space="preserve">Unlimited notes + Pro features</w:t>
+            </w:r>
+          </w:p>
+        </w:tc>
+      </w:tr>
+    </w:tbl>
+    <w:p>
+      <w:pPr>
+        <w:spacing w:after="60" w:before="160"/>
+      </w:pPr>
+      <w:r>
+        <w:rPr>
+          <w:b/>
+          <w:bCs/>
+          <w:caps/>
+          <w:color w:val="6B7280"/>
+          <w:sz w:val="17"/>
+          <w:szCs w:val="17"/>
+        </w:rPr>
+        <w:t xml:space="preserve">9. FAQ (4 questions)</w:t>
       </w:r>
     </w:p>
     <w:tbl>
@@ -1772,7 +1939,7 @@
           <w:sz w:val="17"/>
           <w:szCs w:val="17"/>
         </w:rPr>
-        <w:t xml:space="preserve">9. FINAL CTA</w:t>
+        <w:t xml:space="preserve">10. FINAL CTA</w:t>
       </w:r>
     </w:p>
     <w:tbl>
@@ -2327,7 +2494,7 @@
       <w:r>
         <w:t xml:space="preserve">New to 1:1s? Read our guide to the </w:t>
       </w:r>
-      <w:hyperlink w:history="1" r:id="rIdtypd2a0pvlnqmpgcj6hsv">
+      <w:hyperlink w:history="1" r:id="rIdbo55oqnvfvusdjre2quhc">
         <w:r>
           <w:rPr>
             <w:rStyle w:val="Hyperlink"/>
@@ -2719,7 +2886,7 @@
       <w:r>
         <w:t xml:space="preserve">Ask your report before you record, and tell them who can see the note. Notes are private by default, share links can be revoked, and nothing is used to train models. </w:t>
       </w:r>
-      <w:hyperlink w:history="1" r:id="rId4rwhk6rcdp3ab2w8rxjol">
+      <w:hyperlink w:history="1" r:id="rIdwhdxfc8u3ciclbmq_onlf">
         <w:r>
           <w:rPr>
             <w:rStyle w:val="Hyperlink"/>
@@ -2733,7 +2900,237 @@
         <w:pStyle w:val="Heading2"/>
       </w:pPr>
       <w:r>
-        <w:t xml:space="preserve">Block 8. FAQ</w:t>
+        <w:t xml:space="preserve">Block 8. Pricing</w:t>
+      </w:r>
+    </w:p>
+    <w:p>
+      <w:pPr>
+        <w:pStyle w:val="Heading1"/>
+      </w:pPr>
+      <w:r>
+        <w:t xml:space="preserve">Simple pricing</w:t>
+      </w:r>
+    </w:p>
+    <w:tbl>
+      <w:tblPr>
+        <w:tblW w:type="dxa" w:w="10080"/>
+        <w:tblBorders>
+          <w:top w:val="single" w:color="auto" w:sz="4"/>
+          <w:left w:val="single" w:color="auto" w:sz="4"/>
+          <w:bottom w:val="single" w:color="auto" w:sz="4"/>
+          <w:right w:val="single" w:color="auto" w:sz="4"/>
+          <w:insideH w:val="single" w:color="auto" w:sz="4"/>
+          <w:insideV w:val="single" w:color="auto" w:sz="4"/>
+        </w:tblBorders>
+      </w:tblPr>
+      <w:tblGrid>
+        <w:gridCol w:w="5040"/>
+        <w:gridCol w:w="5040"/>
+      </w:tblGrid>
+      <w:tr>
+        <w:trPr>
+          <w:tblHeader/>
+        </w:trPr>
+        <w:tc>
+          <w:tcPr>
+            <w:tcW w:type="dxa" w:w="5040"/>
+            <w:tcBorders>
+              <w:top w:val="single" w:color="C9D3DF" w:sz="4"/>
+              <w:left w:val="single" w:color="C9D3DF" w:sz="4"/>
+              <w:bottom w:val="single" w:color="C9D3DF" w:sz="4"/>
+              <w:right w:val="single" w:color="C9D3DF" w:sz="4"/>
+            </w:tcBorders>
+            <w:shd w:fill="1F3A5F" w:color="auto" w:val="clear"/>
+            <w:tcMar>
+              <w:top w:type="dxa" w:w="60"/>
+              <w:left w:type="dxa" w:w="100"/>
+              <w:bottom w:type="dxa" w:w="60"/>
+              <w:right w:type="dxa" w:w="100"/>
+            </w:tcMar>
+          </w:tcPr>
+          <w:p>
+            <w:r>
+              <w:rPr>
+                <w:b/>
+                <w:bCs/>
+                <w:color w:val="FFFFFF"/>
+                <w:sz w:val="19"/>
+                <w:szCs w:val="19"/>
+              </w:rPr>
+              <w:t xml:space="preserve">Free</w:t>
+            </w:r>
+          </w:p>
+        </w:tc>
+        <w:tc>
+          <w:tcPr>
+            <w:tcW w:type="dxa" w:w="5040"/>
+            <w:tcBorders>
+              <w:top w:val="single" w:color="C9D3DF" w:sz="4"/>
+              <w:left w:val="single" w:color="C9D3DF" w:sz="4"/>
+              <w:bottom w:val="single" w:color="C9D3DF" w:sz="4"/>
+              <w:right w:val="single" w:color="C9D3DF" w:sz="4"/>
+            </w:tcBorders>
+            <w:shd w:fill="1F3A5F" w:color="auto" w:val="clear"/>
+            <w:tcMar>
+              <w:top w:type="dxa" w:w="60"/>
+              <w:left w:type="dxa" w:w="100"/>
+              <w:bottom w:type="dxa" w:w="60"/>
+              <w:right w:type="dxa" w:w="100"/>
+            </w:tcMar>
+          </w:tcPr>
+          <w:p>
+            <w:r>
+              <w:rPr>
+                <w:b/>
+                <w:bCs/>
+                <w:color w:val="FFFFFF"/>
+                <w:sz w:val="19"/>
+                <w:szCs w:val="19"/>
+              </w:rPr>
+              <w:t xml:space="preserve">Pro</w:t>
+            </w:r>
+          </w:p>
+        </w:tc>
+      </w:tr>
+      <w:tr>
+        <w:trPr>
+          <w:tblHeader w:val="false"/>
+        </w:trPr>
+        <w:tc>
+          <w:tcPr>
+            <w:tcW w:type="dxa" w:w="5040"/>
+            <w:tcBorders>
+              <w:top w:val="single" w:color="C9D3DF" w:sz="4"/>
+              <w:left w:val="single" w:color="C9D3DF" w:sz="4"/>
+              <w:bottom w:val="single" w:color="C9D3DF" w:sz="4"/>
+              <w:right w:val="single" w:color="C9D3DF" w:sz="4"/>
+            </w:tcBorders>
+            <w:tcMar>
+              <w:top w:type="dxa" w:w="60"/>
+              <w:left w:type="dxa" w:w="100"/>
+              <w:bottom w:type="dxa" w:w="60"/>
+              <w:right w:type="dxa" w:w="100"/>
+            </w:tcMar>
+          </w:tcPr>
+          <w:p>
+            <w:r>
+              <w:rPr>
+                <w:sz w:val="19"/>
+                <w:szCs w:val="19"/>
+              </w:rPr>
+              <w:t xml:space="preserve">$0</w:t>
+            </w:r>
+          </w:p>
+        </w:tc>
+        <w:tc>
+          <w:tcPr>
+            <w:tcW w:type="dxa" w:w="5040"/>
+            <w:tcBorders>
+              <w:top w:val="single" w:color="C9D3DF" w:sz="4"/>
+              <w:left w:val="single" w:color="C9D3DF" w:sz="4"/>
+              <w:bottom w:val="single" w:color="C9D3DF" w:sz="4"/>
+              <w:right w:val="single" w:color="C9D3DF" w:sz="4"/>
+            </w:tcBorders>
+            <w:tcMar>
+              <w:top w:type="dxa" w:w="60"/>
+              <w:left w:type="dxa" w:w="100"/>
+              <w:bottom w:type="dxa" w:w="60"/>
+              <w:right w:type="dxa" w:w="100"/>
+            </w:tcMar>
+          </w:tcPr>
+          <w:p>
+            <w:r>
+              <w:rPr>
+                <w:sz w:val="19"/>
+                <w:szCs w:val="19"/>
+              </w:rPr>
+              <w:t xml:space="preserve">$15 a month</w:t>
+            </w:r>
+          </w:p>
+        </w:tc>
+      </w:tr>
+      <w:tr>
+        <w:trPr>
+          <w:tblHeader w:val="false"/>
+        </w:trPr>
+        <w:tc>
+          <w:tcPr>
+            <w:tcW w:type="dxa" w:w="5040"/>
+            <w:tcBorders>
+              <w:top w:val="single" w:color="C9D3DF" w:sz="4"/>
+              <w:left w:val="single" w:color="C9D3DF" w:sz="4"/>
+              <w:bottom w:val="single" w:color="C9D3DF" w:sz="4"/>
+              <w:right w:val="single" w:color="C9D3DF" w:sz="4"/>
+            </w:tcBorders>
+            <w:tcMar>
+              <w:top w:type="dxa" w:w="60"/>
+              <w:left w:type="dxa" w:w="100"/>
+              <w:bottom w:type="dxa" w:w="60"/>
+              <w:right w:type="dxa" w:w="100"/>
+            </w:tcMar>
+          </w:tcPr>
+          <w:p>
+            <w:r>
+              <w:rPr>
+                <w:sz w:val="19"/>
+                <w:szCs w:val="19"/>
+              </w:rPr>
+              <w:t xml:space="preserve">Record meetings and get AI notes and action items. No credit card.</w:t>
+            </w:r>
+          </w:p>
+        </w:tc>
+        <w:tc>
+          <w:tcPr>
+            <w:tcW w:type="dxa" w:w="5040"/>
+            <w:tcBorders>
+              <w:top w:val="single" w:color="C9D3DF" w:sz="4"/>
+              <w:left w:val="single" w:color="C9D3DF" w:sz="4"/>
+              <w:bottom w:val="single" w:color="C9D3DF" w:sz="4"/>
+              <w:right w:val="single" w:color="C9D3DF" w:sz="4"/>
+            </w:tcBorders>
+            <w:tcMar>
+              <w:top w:type="dxa" w:w="60"/>
+              <w:left w:type="dxa" w:w="100"/>
+              <w:bottom w:type="dxa" w:w="60"/>
+              <w:right w:type="dxa" w:w="100"/>
+            </w:tcMar>
+          </w:tcPr>
+          <w:p>
+            <w:r>
+              <w:rPr>
+                <w:sz w:val="19"/>
+                <w:szCs w:val="19"/>
+              </w:rPr>
+              <w:t xml:space="preserve">Unlimited notes, plus the 1:1 note format, Ask Lynkk across past 1:1s, and the weekly digest.</w:t>
+            </w:r>
+          </w:p>
+        </w:tc>
+      </w:tr>
+    </w:tbl>
+    <w:p>
+      <w:pPr>
+        <w:spacing w:after="120"/>
+      </w:pPr>
+    </w:p>
+    <w:p>
+      <w:pPr>
+        <w:spacing w:after="140"/>
+      </w:pPr>
+      <w:hyperlink w:history="1" r:id="rIdm1qhqcpazrtiz2fkfk55f">
+        <w:r>
+          <w:rPr>
+            <w:rStyle w:val="Hyperlink"/>
+          </w:rPr>
+          <w:t xml:space="preserve">Compare plans</w:t>
+        </w:r>
+      </w:hyperlink>
+    </w:p>
+    <w:p>
+      <w:pPr>
+        <w:pStyle w:val="Heading2"/>
+      </w:pPr>
+      <w:r>
+        <w:t xml:space="preserve">Block 9. FAQ</w:t>
       </w:r>
     </w:p>
     <w:p>
@@ -2829,7 +3226,7 @@
         <w:pStyle w:val="Heading2"/>
       </w:pPr>
       <w:r>
-        <w:t xml:space="preserve">Block 9. Final CTA</w:t>
+        <w:t xml:space="preserve">Block 10. Final CTA</w:t>
       </w:r>
     </w:p>
     <w:p>
@@ -2900,6 +3297,18 @@
       </w:r>
       <w:r>
         <w:t xml:space="preserve"> and the footer</w:t>
+      </w:r>
+    </w:p>
+    <w:p>
+      <w:pPr>
+        <w:pStyle w:val="ListParagraph"/>
+        <w:numPr>
+          <w:ilvl w:val="0"/>
+          <w:numId w:val="2"/>
+        </w:numPr>
+      </w:pPr>
+      <w:r>
+        <w:t xml:space="preserve">Pricing block: confirm the free plan limit before adding a number (the site gives three versions)</w:t>
       </w:r>
     </w:p>
     <w:sectPr>
